--- a/paper/title_page_submission.docx
+++ b/paper/title_page_submission.docx
@@ -26,6 +26,20 @@
           <w:sz w:val="22"/>
         </w:rPr>
         <w:t>Running Title: Statistical Arbitrage in Indian Equity Derivatives</w:t>
+      </w:r>
+    </w:p>
+    <w:p>
+      <w:pPr>
+        <w:spacing w:before="80" w:after="160"/>
+      </w:pPr>
+      <w:r>
+        <w:rPr>
+          <w:rFonts w:ascii="Calibri" w:hAnsi="Calibri"/>
+          <w:b/>
+          <w:color w:val="0F766E"/>
+          <w:sz w:val="22"/>
+        </w:rPr>
+        <w:t>Manuscript Word Count: 7,045 words (Main text: Introduction through Conclusion; within the 6,000–8,000 word journal limit)</w:t>
       </w:r>
     </w:p>
     <w:p>
